--- a/JASA_Response_Letter/Revision/cover_lette_comment_JASA_Revision.docx
+++ b/JASA_Response_Letter/Revision/cover_lette_comment_JASA_Revision.docx
@@ -221,7 +221,7 @@
           <w:szCs w:val="24"/>
           <w:lang w:val="en-US"/>
         </w:rPr>
-        <w:t>(JASA)</w:t>
+        <w:t>JASA</w:t>
       </w:r>
     </w:p>
     <w:p>
@@ -387,9 +387,17 @@
           <w:b w:val="0"/>
           <w:sz w:val="24"/>
           <w:szCs w:val="24"/>
-          <w:lang w:val="en-US"/>
         </w:rPr>
         <w:tab/>
+      </w:r>
+      <w:r>
+        <w:rPr>
+          <w:rFonts w:ascii="Times New Roman" w:eastAsiaTheme="majorEastAsia" w:hAnsi="Times New Roman"/>
+          <w:b w:val="0"/>
+          <w:sz w:val="24"/>
+          <w:szCs w:val="24"/>
+          <w:lang w:val="en-US"/>
+        </w:rPr>
         <w:t xml:space="preserve">Thank you for considering a revised version of our work, based on the reviewer’s comments. In your E-Mail, you mentioned that you hope that we will not be offended by the tone of the reviews. Indeed, we were surprised by the tone, especially from Reviewer 2, because we do not consider procrastination of a review a very constructive way to express one’s frustration. Further, this review gave us very little guideline on how to incorporate this emotive statement in our paper. </w:t>
       </w:r>
     </w:p>
@@ -1584,7 +1592,7 @@
                                   <w:rPr>
                                     <w:noProof/>
                                   </w:rPr>
-                                  <w:t>15. Mai 2026</w:t>
+                                  <w:t>17. Mai 2026</w:t>
                                 </w:r>
                                 <w:r>
                                   <w:fldChar w:fldCharType="end"/>
@@ -1843,7 +1851,7 @@
                             <w:rPr>
                               <w:noProof/>
                             </w:rPr>
-                            <w:t>15. Mai 2026</w:t>
+                            <w:t>17. Mai 2026</w:t>
                           </w:r>
                           <w:r>
                             <w:fldChar w:fldCharType="end"/>
